--- a/pr-preview/pr-257/estimator-properties-handout.docx
+++ b/pr-preview/pr-257/estimator-properties-handout.docx
@@ -15,7 +15,7 @@
         <w:pStyle w:val="Date"/>
       </w:pPr>
       <w:r>
-        <w:t xml:space="preserve">Last modified: 2026-10-16 05:26:23 (PDT)</w:t>
+        <w:t xml:space="preserve">Last modified: 2026-10-16 10:01:37 (PDT)</w:t>
       </w:r>
     </w:p>
     <w:p>
@@ -932,7 +932,7 @@
           <m:rPr>
             <m:sty m:val="p"/>
           </m:rPr>
-          <m:t>MSE</m:t>
+          <m:t>pMSE</m:t>
         </m:r>
         <m:r>
           <m:t>​</m:t>
@@ -1632,7 +1632,7 @@
                     <m:rPr>
                       <m:sty m:val="p"/>
                     </m:rPr>
-                    <m:t>MSE</m:t>
+                    <m:t>pMSE</m:t>
                   </m:r>
                   <m:r>
                     <m:t>​</m:t>
@@ -1915,7 +1915,7 @@
                 <m:rPr>
                   <m:sty m:val="p"/>
                 </m:rPr>
-                <m:t>MSE</m:t>
+                <m:t>pMSE</m:t>
               </m:r>
               <m:r>
                 <m:t>​</m:t>
@@ -2182,7 +2182,7 @@
             <m:rPr>
               <m:sty m:val="p"/>
             </m:rPr>
-            <m:t>MSE</m:t>
+            <m:t>pMSE</m:t>
           </m:r>
           <m:r>
             <m:t>​</m:t>
@@ -2455,7 +2455,7 @@
           <m:rPr>
             <m:sty m:val="p"/>
           </m:rPr>
-          <m:t>MSE</m:t>
+          <m:t>pMSE</m:t>
         </m:r>
         <m:r>
           <m:t>​</m:t>
@@ -2585,7 +2585,7 @@
           <m:rPr>
             <m:sty m:val="p"/>
           </m:rPr>
-          <m:t>MSE</m:t>
+          <m:t>pMSE</m:t>
         </m:r>
         <m:r>
           <m:t>​</m:t>
@@ -2907,7 +2907,7 @@
           <m:rPr>
             <m:sty m:val="p"/>
           </m:rPr>
-          <m:t>MSE</m:t>
+          <m:t>pMSE</m:t>
         </m:r>
         <m:r>
           <m:t>​</m:t>
@@ -3450,7 +3450,7 @@
           <m:rPr>
             <m:sty m:val="p"/>
           </m:rPr>
-          <m:t>MSE</m:t>
+          <m:t>pMSE</m:t>
         </m:r>
         <m:r>
           <m:t>​</m:t>
@@ -5855,7 +5855,7 @@
                 <m:rPr>
                   <m:sty m:val="p"/>
                 </m:rPr>
-                <m:t>MSE</m:t>
+                <m:t>pMSE</m:t>
               </m:r>
               <m:r>
                 <m:t>​</m:t>
@@ -5898,7 +5898,7 @@
                 <m:rPr>
                   <m:sty m:val="p"/>
                 </m:rPr>
-                <m:t>MSE</m:t>
+                <m:t>pMSE</m:t>
               </m:r>
               <m:r>
                 <m:t>​</m:t>
@@ -6145,7 +6145,7 @@
           <m:rPr>
             <m:sty m:val="p"/>
           </m:rPr>
-          <m:t>MSE</m:t>
+          <m:t>pMSE</m:t>
         </m:r>
         <m:r>
           <m:t>​</m:t>
@@ -6215,7 +6215,7 @@
           <m:rPr>
             <m:sty m:val="p"/>
           </m:rPr>
-          <m:t>MSE</m:t>
+          <m:t>pMSE</m:t>
         </m:r>
         <m:r>
           <m:t>​</m:t>
@@ -6317,7 +6317,7 @@
                     <m:rPr>
                       <m:sty m:val="p"/>
                     </m:rPr>
-                    <m:t>MSE</m:t>
+                    <m:t>pMSE</m:t>
                   </m:r>
                   <m:r>
                     <m:t>​</m:t>
@@ -6353,7 +6353,7 @@
                     <m:rPr>
                       <m:sty m:val="p"/>
                     </m:rPr>
-                    <m:t>MSE</m:t>
+                    <m:t>pMSE</m:t>
                   </m:r>
                   <m:r>
                     <m:t>​</m:t>
